--- a/Tom-tat-tung-bai/VN002_VNAMHS_2022_National.docx
+++ b/Tom-tat-tung-bai/VN002_VNAMHS_2022_National.docx
@@ -1461,6 +1461,69 @@
         <w:t>⭐⭐⭐⭐⭐ Rất cao. Đây là TÀI LIỆU CỐT LÕI nhất về tỷ lệ rối loạn SKTT VTN VN. Bắt buộc trích dẫn trong các đề cương và báo cáo Lo âu từ 2022. Rebuild docx đã đạt coverage 0,92 (so với 0,24 trong bản v1 06/04), 12/12 ảnh, 7-section critique, meta-review 2 vòng: 41/42 stats verified + 4/4 cross-ref verified.</w:t>
       </w:r>
     </w:p>
+    <w:p/>
+    <w:p>
+      <w:pPr>
+        <w:spacing w:line="360" w:lineRule="auto"/>
+      </w:pPr>
+      <w:r>
+        <w:rPr>
+          <w:rFonts w:ascii="Times New Roman" w:hAnsi="Times New Roman"/>
+          <w:b/>
+          <w:sz w:val="26"/>
+        </w:rPr>
+        <w:t>Tham khao</w:t>
+      </w:r>
+    </w:p>
+    <w:p>
+      <w:pPr>
+        <w:spacing w:line="360" w:lineRule="auto"/>
+      </w:pPr>
+      <w:r>
+        <w:rPr>
+          <w:rFonts w:ascii="Times New Roman" w:hAnsi="Times New Roman"/>
+          <w:sz w:val="24"/>
+        </w:rPr>
+        <w:t>VNAMHS (2022). [Tieu de bai bao: [khong co trong canonical]]. [Tap chi/Nguon: [khong co trong canonical]], [vol/issue/pages: [khong co trong canonical]].</w:t>
+      </w:r>
+    </w:p>
+    <w:p>
+      <w:pPr>
+        <w:spacing w:line="360" w:lineRule="auto"/>
+      </w:pPr>
+      <w:r>
+        <w:rPr>
+          <w:rFonts w:ascii="Times New Roman" w:hAnsi="Times New Roman"/>
+          <w:sz w:val="24"/>
+        </w:rPr>
+        <w:t>PDF path: 02_Papers-goc/Viet-Nam/VN002_VNAMHS_2022_National.pdf</w:t>
+      </w:r>
+    </w:p>
+    <w:p>
+      <w:pPr>
+        <w:spacing w:line="360" w:lineRule="auto"/>
+      </w:pPr>
+      <w:r>
+        <w:rPr>
+          <w:rFonts w:ascii="Times New Roman" w:hAnsi="Times New Roman"/>
+          <w:sz w:val="24"/>
+        </w:rPr>
+        <w:t>DOI: [khong co trong canonical] | PMID: [khong co trong canonical]</w:t>
+      </w:r>
+    </w:p>
+    <w:p/>
+    <w:p>
+      <w:pPr>
+        <w:spacing w:line="360" w:lineRule="auto"/>
+      </w:pPr>
+      <w:r>
+        <w:rPr>
+          <w:rFonts w:ascii="Times New Roman" w:hAnsi="Times New Roman"/>
+          <w:sz w:val="24"/>
+        </w:rPr>
+        <w:t>Bo sung Tham khao 07/06/2026 (auto-fill tu canonical_index)</w:t>
+      </w:r>
+    </w:p>
     <w:sectPr>
       <w:pgSz w:w="12240" w:h="15840"/>
       <w:pgMar w:top="1440" w:right="1800" w:bottom="1440" w:left="1800" w:header="720" w:footer="720" w:gutter="0"/>
